--- a/app/templates/template_ladder1.docx
+++ b/app/templates/template_ladder1.docx
@@ -7256,6 +7256,7 @@
           <w:rFonts w:cs="Arial"/>
           <w:b/>
         </w:rPr>
+        <w:t>{{cert_ant_tabla_ini}}</w:t>
       </w:r>
     </w:p>
     <w:tbl>
@@ -7981,17 +7982,20 @@
         <w:ind w:hanging="0"/>
         <w:rPr>
           <w:rFonts w:cs="Arial"/>
-          <w:b/>
-          <w:b/>
+          <w:b w:val="false"/>
+          <w:b w:val="false"/>
+          <w:bCs w:val="false"/>
           <w:lang w:val="es-ES"/>
         </w:rPr>
       </w:pPr>
       <w:r>
         <w:rPr>
           <w:rFonts w:cs="Arial"/>
-          <w:b/>
+          <w:b w:val="false"/>
+          <w:bCs w:val="false"/>
           <w:lang w:val="es-ES"/>
         </w:rPr>
+        <w:t>{{cert_ant_tabla_fin}}</w:t>
       </w:r>
     </w:p>
     <w:p>
@@ -8566,7 +8570,7 @@
               <w:rFonts w:eastAsia="Times New Roman" w:cs="Times New Roman"/>
               <w:lang w:val="es-ES" w:bidi="ar-SA"/>
             </w:rPr>
-            <w:t>3</w:t>
+            <w:t>2</w:t>
           </w:r>
           <w:r>
             <w:rPr>
